--- a/files/marked/IS-001-02資訊安全政策宣言.docx
+++ b/files/marked/IS-001-02資訊安全政策宣言.docx
@@ -54,213 +54,7 @@
         </w:rPr>
       </w:pPr>
       <w:r>
-        <w:rPr>
-          <w:rFonts w:ascii="標楷體" w:eastAsia="標楷體" w:hAnsi="標楷體" w:cs="Times New Roman" w:hint="eastAsia"/>
-          <w:kern w:val="0"/>
-          <w:sz w:val="28"/>
-          <w:szCs w:val="24"/>
-          <w:bdr w:val="none" w:sz="0" w:space="0" w:color="auto" w:frame="1"/>
-        </w:rPr>
-        <w:t>資訊安全與機密資訊保護是</w:t>
-      </w:r>
-      <w:r>
-        <w:rPr>
-          <w:rFonts w:ascii="標楷體" w:eastAsia="標楷體" w:hAnsi="標楷體" w:cs="Times New Roman" w:hint="eastAsia"/>
-          <w:kern w:val="0"/>
-          <w:sz w:val="28"/>
-          <w:szCs w:val="24"/>
-          <w:highlight w:val="yellow"/>
-          <w:bdr w:val="none" w:sz="0" w:space="0" w:color="auto" w:frame="1"/>
-        </w:rPr>
-        <w:t>OOOO</w:t>
-      </w:r>
-      <w:r>
-        <w:rPr>
-          <w:rFonts w:ascii="標楷體" w:eastAsia="標楷體" w:hAnsi="標楷體" w:cs="Times New Roman" w:hint="eastAsia"/>
-          <w:kern w:val="0"/>
-          <w:sz w:val="28"/>
-          <w:szCs w:val="24"/>
-          <w:bdr w:val="none" w:sz="0" w:space="0" w:color="auto" w:frame="1"/>
-        </w:rPr>
-        <w:t>對客戶、股東及夥伴的承諾。</w:t>
-      </w:r>
-      <w:r>
-        <w:rPr>
-          <w:rFonts w:ascii="標楷體" w:eastAsia="標楷體" w:hAnsi="標楷體" w:cs="Times New Roman" w:hint="eastAsia"/>
-          <w:kern w:val="0"/>
-          <w:sz w:val="28"/>
-          <w:szCs w:val="24"/>
-          <w:highlight w:val="yellow"/>
-          <w:bdr w:val="none" w:sz="0" w:space="0" w:color="auto" w:frame="1"/>
-        </w:rPr>
-        <w:t>OOOO</w:t>
-      </w:r>
-      <w:r>
-        <w:rPr>
-          <w:rFonts w:ascii="標楷體" w:eastAsia="標楷體" w:hAnsi="標楷體" w:cs="Times New Roman" w:hint="eastAsia"/>
-          <w:kern w:val="0"/>
-          <w:sz w:val="28"/>
-          <w:szCs w:val="24"/>
-          <w:bdr w:val="none" w:sz="0" w:space="0" w:color="auto" w:frame="1"/>
-        </w:rPr>
-        <w:t>為</w:t>
-      </w:r>
-      <w:r>
-        <w:rPr>
-          <w:rFonts w:ascii="標楷體" w:eastAsia="標楷體" w:hAnsi="標楷體" w:cs="Times New Roman" w:hint="eastAsia"/>
-          <w:kern w:val="0"/>
-          <w:sz w:val="28"/>
-          <w:szCs w:val="24"/>
-        </w:rPr>
-        <w:t>強化資通安全防護及管理機制，設立資訊安全長</w:t>
-      </w:r>
-      <w:r>
-        <w:rPr>
-          <w:rFonts w:ascii="標楷體" w:eastAsia="標楷體" w:hAnsi="標楷體" w:cs="Calibri" w:hint="eastAsia"/>
-          <w:kern w:val="0"/>
-          <w:sz w:val="28"/>
-          <w:szCs w:val="24"/>
-        </w:rPr>
-        <w:t>（</w:t>
-      </w:r>
-      <w:r>
-        <w:rPr>
-          <w:rFonts w:ascii="標楷體" w:eastAsia="標楷體" w:hAnsi="標楷體" w:cs="Calibri"/>
-          <w:kern w:val="0"/>
-          <w:sz w:val="28"/>
-          <w:szCs w:val="24"/>
-        </w:rPr>
-        <w:t>CISO</w:t>
-      </w:r>
-      <w:r>
-        <w:rPr>
-          <w:rFonts w:ascii="標楷體" w:eastAsia="標楷體" w:hAnsi="標楷體" w:cs="Calibri" w:hint="eastAsia"/>
-          <w:kern w:val="0"/>
-          <w:sz w:val="28"/>
-          <w:szCs w:val="24"/>
-        </w:rPr>
-        <w:t>）</w:t>
-      </w:r>
-      <w:r>
-        <w:rPr>
-          <w:rFonts w:ascii="標楷體" w:eastAsia="標楷體" w:hAnsi="標楷體" w:cs="Times New Roman" w:hint="eastAsia"/>
-          <w:kern w:val="0"/>
-          <w:sz w:val="28"/>
-          <w:szCs w:val="24"/>
-        </w:rPr>
-        <w:t>與資訊安全專責組織</w:t>
-      </w:r>
-      <w:r>
-        <w:rPr>
-          <w:rFonts w:ascii="標楷體" w:eastAsia="標楷體" w:hAnsi="標楷體" w:cs="Times New Roman" w:hint="eastAsia"/>
-          <w:kern w:val="0"/>
-          <w:sz w:val="28"/>
-          <w:szCs w:val="24"/>
-          <w:bdr w:val="none" w:sz="0" w:space="0" w:color="auto" w:frame="1"/>
-        </w:rPr>
-        <w:t>，</w:t>
-      </w:r>
-      <w:r>
-        <w:rPr>
-          <w:rFonts w:ascii="標楷體" w:eastAsia="標楷體" w:hAnsi="標楷體" w:cs="Times New Roman" w:hint="eastAsia"/>
-          <w:kern w:val="0"/>
-          <w:sz w:val="28"/>
-          <w:szCs w:val="24"/>
-        </w:rPr>
-        <w:t>配置專業之人力與資源，</w:t>
-      </w:r>
-      <w:r>
-        <w:rPr>
-          <w:rFonts w:ascii="標楷體" w:eastAsia="標楷體" w:hAnsi="標楷體" w:cs="Times New Roman" w:hint="eastAsia"/>
-          <w:kern w:val="0"/>
-          <w:sz w:val="28"/>
-          <w:szCs w:val="24"/>
-          <w:bdr w:val="none" w:sz="0" w:space="0" w:color="auto" w:frame="1"/>
-        </w:rPr>
-        <w:t>明訂</w:t>
-      </w:r>
-      <w:r>
-        <w:rPr>
-          <w:rFonts w:ascii="標楷體" w:eastAsia="標楷體" w:hAnsi="標楷體" w:cs="Times New Roman" w:hint="eastAsia"/>
-          <w:kern w:val="0"/>
-          <w:sz w:val="28"/>
-          <w:szCs w:val="24"/>
-        </w:rPr>
-        <w:t>資訊安全</w:t>
-      </w:r>
-      <w:r>
-        <w:rPr>
-          <w:rFonts w:ascii="標楷體" w:eastAsia="標楷體" w:hAnsi="標楷體" w:cs="Times New Roman" w:hint="eastAsia"/>
-          <w:kern w:val="0"/>
-          <w:sz w:val="28"/>
-          <w:szCs w:val="24"/>
-          <w:bdr w:val="none" w:sz="0" w:space="0" w:color="auto" w:frame="1"/>
-        </w:rPr>
-        <w:t>政策、管理程序及規範，發表《</w:t>
-      </w:r>
-      <w:r>
-        <w:rPr>
-          <w:rFonts w:ascii="標楷體" w:eastAsia="標楷體" w:hAnsi="標楷體" w:cs="Times New Roman" w:hint="eastAsia"/>
-          <w:kern w:val="0"/>
-          <w:sz w:val="28"/>
-          <w:szCs w:val="24"/>
-          <w:u w:val="single"/>
-          <w:bdr w:val="none" w:sz="0" w:space="0" w:color="auto" w:frame="1"/>
-        </w:rPr>
-        <w:t>資訊安全宣言</w:t>
-      </w:r>
-      <w:r>
-        <w:rPr>
-          <w:rFonts w:ascii="標楷體" w:eastAsia="標楷體" w:hAnsi="標楷體" w:cs="Times New Roman" w:hint="eastAsia"/>
-          <w:kern w:val="0"/>
-          <w:sz w:val="28"/>
-          <w:szCs w:val="24"/>
-          <w:bdr w:val="none" w:sz="0" w:space="0" w:color="auto" w:frame="1"/>
-        </w:rPr>
-        <w:t>》，宣示捍衛資訊安全的決心與推動資訊安全的目標</w:t>
-      </w:r>
-      <w:proofErr w:type="gramStart"/>
-      <w:r>
-        <w:rPr>
-          <w:rFonts w:ascii="標楷體" w:eastAsia="標楷體" w:hAnsi="標楷體" w:cs="Times New Roman" w:hint="eastAsia"/>
-          <w:kern w:val="0"/>
-          <w:sz w:val="28"/>
-          <w:szCs w:val="24"/>
-          <w:bdr w:val="none" w:sz="0" w:space="0" w:color="auto" w:frame="1"/>
-        </w:rPr>
-        <w:t>—</w:t>
-      </w:r>
-      <w:proofErr w:type="gramEnd"/>
-      <w:r>
-        <w:rPr>
-          <w:rFonts w:ascii="標楷體" w:eastAsia="標楷體" w:hAnsi="標楷體" w:cs="Times New Roman" w:hint="eastAsia"/>
-          <w:kern w:val="0"/>
-          <w:sz w:val="28"/>
-          <w:szCs w:val="24"/>
-          <w:bdr w:val="none" w:sz="0" w:space="0" w:color="auto" w:frame="1"/>
-        </w:rPr>
-        <w:t>維護</w:t>
-      </w:r>
-      <w:r>
-        <w:rPr>
-          <w:rFonts w:ascii="標楷體" w:eastAsia="標楷體" w:hAnsi="標楷體" w:cs="Times New Roman" w:hint="eastAsia"/>
-          <w:kern w:val="0"/>
-          <w:sz w:val="28"/>
-          <w:szCs w:val="24"/>
-          <w:highlight w:val="yellow"/>
-          <w:bdr w:val="none" w:sz="0" w:space="0" w:color="auto" w:frame="1"/>
-        </w:rPr>
-        <w:t>OOOO</w:t>
-      </w:r>
-      <w:r>
-        <w:rPr>
-          <w:rFonts w:ascii="標楷體" w:eastAsia="標楷體" w:hAnsi="標楷體" w:cs="Times New Roman" w:hint="eastAsia"/>
-          <w:kern w:val="0"/>
-          <w:sz w:val="28"/>
-          <w:szCs w:val="24"/>
-          <w:bdr w:val="none" w:sz="0" w:space="0" w:color="auto" w:frame="1"/>
-        </w:rPr>
-        <w:t>的市場競爭力及保障客戶與合作夥伴利益。</w:t>
+        <w:t>資訊安全與機密資訊保護是{{company_short_name}}對客戶、股東及夥伴的承諾。{{company_short_name}}為強化資通安全防護及管理機制，設立資訊安全長（CISO）與資訊安全專責組織，配置專業之人力與資源，明訂資訊安全政策、管理程序及規範，發表《資訊安全宣言》，宣示捍衛資訊安全的決心與推動資訊安全的目標—維護{{company_short_name}}的市場競爭力及保障客戶與合作夥伴利益。</w:t>
       </w:r>
     </w:p>
     <w:p>
@@ -325,132 +119,7 @@
         </w:rPr>
       </w:pPr>
       <w:r>
-        <w:rPr>
-          <w:rFonts w:ascii="標楷體" w:eastAsia="標楷體" w:hAnsi="標楷體" w:cs="Times New Roman" w:hint="eastAsia"/>
-          <w:kern w:val="0"/>
-          <w:sz w:val="28"/>
-          <w:szCs w:val="24"/>
-          <w:highlight w:val="yellow"/>
-          <w:bdr w:val="none" w:sz="0" w:space="0" w:color="auto" w:frame="1"/>
-        </w:rPr>
-        <w:t>OOOO</w:t>
-      </w:r>
-      <w:r>
-        <w:rPr>
-          <w:rFonts w:ascii="標楷體" w:eastAsia="標楷體" w:hAnsi="標楷體" w:cs="Times New Roman" w:hint="eastAsia"/>
-          <w:kern w:val="0"/>
-          <w:sz w:val="28"/>
-          <w:szCs w:val="24"/>
-          <w:bdr w:val="none" w:sz="0" w:space="0" w:color="auto" w:frame="1"/>
-        </w:rPr>
-        <w:t>為</w:t>
-      </w:r>
-      <w:r>
-        <w:rPr>
-          <w:rFonts w:ascii="標楷體" w:eastAsia="標楷體" w:hAnsi="標楷體" w:cs="Times New Roman"/>
-          <w:kern w:val="0"/>
-          <w:sz w:val="28"/>
-          <w:szCs w:val="24"/>
-          <w:highlight w:val="yellow"/>
-          <w:bdr w:val="none" w:sz="0" w:space="0" w:color="auto" w:frame="1"/>
-        </w:rPr>
-        <w:t>Fabless IC設計公司</w:t>
-      </w:r>
-      <w:r>
-        <w:rPr>
-          <w:rFonts w:ascii="標楷體" w:eastAsia="標楷體" w:hAnsi="標楷體" w:cs="Times New Roman" w:hint="eastAsia"/>
-          <w:kern w:val="0"/>
-          <w:sz w:val="28"/>
-          <w:szCs w:val="24"/>
-          <w:highlight w:val="yellow"/>
-          <w:bdr w:val="none" w:sz="0" w:space="0" w:color="auto" w:frame="1"/>
-        </w:rPr>
-        <w:t>，</w:t>
-      </w:r>
-      <w:r>
-        <w:rPr>
-          <w:rFonts w:ascii="標楷體" w:eastAsia="標楷體" w:hAnsi="標楷體" w:cs="Times New Roman" w:hint="eastAsia"/>
-          <w:kern w:val="0"/>
-          <w:sz w:val="28"/>
-          <w:szCs w:val="24"/>
-          <w:highlight w:val="yellow"/>
-          <w:bdr w:val="none" w:sz="0" w:space="0" w:color="auto" w:frame="1"/>
-        </w:rPr>
-        <w:t>提供</w:t>
-      </w:r>
-      <w:r>
-        <w:rPr>
-          <w:rFonts w:ascii="標楷體" w:eastAsia="標楷體" w:hAnsi="標楷體" w:cs="Times New Roman"/>
-          <w:kern w:val="0"/>
-          <w:sz w:val="28"/>
-          <w:szCs w:val="24"/>
-          <w:highlight w:val="yellow"/>
-          <w:bdr w:val="none" w:sz="0" w:space="0" w:color="auto" w:frame="1"/>
-        </w:rPr>
-        <w:t>顯示器驅動DDIC (display driver IC)</w:t>
-      </w:r>
-      <w:r>
-        <w:rPr>
-          <w:rFonts w:ascii="標楷體" w:eastAsia="標楷體" w:hAnsi="標楷體" w:cs="Times New Roman" w:hint="eastAsia"/>
-          <w:kern w:val="0"/>
-          <w:sz w:val="28"/>
-          <w:szCs w:val="24"/>
-          <w:highlight w:val="yellow"/>
-          <w:bdr w:val="none" w:sz="0" w:space="0" w:color="auto" w:frame="1"/>
-        </w:rPr>
-        <w:t>、</w:t>
-      </w:r>
-      <w:r>
-        <w:rPr>
-          <w:rFonts w:ascii="標楷體" w:eastAsia="標楷體" w:hAnsi="標楷體" w:cs="Times New Roman"/>
-          <w:kern w:val="0"/>
-          <w:sz w:val="28"/>
-          <w:szCs w:val="24"/>
-          <w:highlight w:val="yellow"/>
-          <w:bdr w:val="none" w:sz="0" w:space="0" w:color="auto" w:frame="1"/>
-        </w:rPr>
-        <w:t>電源控制晶片(Power IC)、光學感測器 (Optical sensors)、微機電感測器 (MEMS sensors)、電容觸控晶片(Touch controller IC)</w:t>
-      </w:r>
-      <w:r>
-        <w:rPr>
-          <w:rFonts w:ascii="標楷體" w:eastAsia="標楷體" w:hAnsi="標楷體" w:cs="Times New Roman" w:hint="eastAsia"/>
-          <w:kern w:val="0"/>
-          <w:sz w:val="28"/>
-          <w:szCs w:val="24"/>
-          <w:bdr w:val="none" w:sz="0" w:space="0" w:color="auto" w:frame="1"/>
-        </w:rPr>
-        <w:t>設計</w:t>
-      </w:r>
-      <w:r>
-        <w:rPr>
-          <w:rFonts w:ascii="標楷體" w:eastAsia="標楷體" w:hAnsi="標楷體" w:cs="Times New Roman" w:hint="eastAsia"/>
-          <w:kern w:val="0"/>
-          <w:sz w:val="28"/>
-          <w:szCs w:val="24"/>
-          <w:bdr w:val="none" w:sz="0" w:space="0" w:color="auto" w:frame="1"/>
-        </w:rPr>
-        <w:t>服務給全球客戶並與之建立長期互惠夥伴關係之際，願意積極深化資訊安全與機密資訊保護機制，以維護</w:t>
-      </w:r>
-      <w:r>
-        <w:rPr>
-          <w:rFonts w:ascii="標楷體" w:eastAsia="標楷體" w:hAnsi="標楷體" w:cs="Times New Roman" w:hint="eastAsia"/>
-          <w:kern w:val="0"/>
-          <w:sz w:val="28"/>
-          <w:szCs w:val="24"/>
-          <w:highlight w:val="yellow"/>
-          <w:bdr w:val="none" w:sz="0" w:space="0" w:color="auto" w:frame="1"/>
-        </w:rPr>
-        <w:t>OOOO</w:t>
-      </w:r>
-      <w:r>
-        <w:rPr>
-          <w:rFonts w:ascii="標楷體" w:eastAsia="標楷體" w:hAnsi="標楷體" w:cs="Times New Roman" w:hint="eastAsia"/>
-          <w:kern w:val="0"/>
-          <w:sz w:val="28"/>
-          <w:szCs w:val="24"/>
-          <w:bdr w:val="none" w:sz="0" w:space="0" w:color="auto" w:frame="1"/>
-        </w:rPr>
-        <w:t>的市場競爭力及保障客戶與合作夥伴之利益。</w:t>
+        <w:t>{{company_short_name}}為{{industry_description}}服務給全球客戶並與之建立長期互惠夥伴關係之際，願意積極深化資訊安全與機密資訊保護機制，以維護{{company_short_name}}的市場競爭力及保障客戶與合作夥伴之利益。</w:t>
       </w:r>
     </w:p>
     <w:p>
@@ -464,225 +133,9 @@
         </w:rPr>
       </w:pPr>
       <w:r>
-        <w:rPr>
-          <w:rFonts w:ascii="標楷體" w:eastAsia="標楷體" w:hAnsi="標楷體" w:cs="Calibri"/>
-          <w:b/>
-          <w:bCs/>
-          <w:sz w:val="28"/>
-        </w:rPr>
         <w:t>資訊安全治理</w:t>
-      </w:r>
-      <w:r>
-        <w:rPr>
-          <w:rFonts w:ascii="標楷體" w:eastAsia="標楷體" w:hAnsi="標楷體" w:cs="Arial"/>
-          <w:sz w:val="28"/>
-        </w:rPr>
         <w:br/>
-      </w:r>
-      <w:r>
-        <w:rPr>
-          <w:rFonts w:ascii="標楷體" w:eastAsia="標楷體" w:hAnsi="標楷體" w:cs="Times New Roman" w:hint="eastAsia"/>
-          <w:sz w:val="28"/>
-          <w:highlight w:val="yellow"/>
-          <w:bdr w:val="none" w:sz="0" w:space="0" w:color="auto" w:frame="1"/>
-        </w:rPr>
-        <w:t>OOOO</w:t>
-      </w:r>
-      <w:r>
-        <w:rPr>
-          <w:rFonts w:ascii="標楷體" w:eastAsia="標楷體" w:hAnsi="標楷體" w:cs="Calibri" w:hint="eastAsia"/>
-          <w:sz w:val="28"/>
-        </w:rPr>
-        <w:t>設有</w:t>
-      </w:r>
-      <w:r>
-        <w:rPr>
-          <w:rFonts w:ascii="標楷體" w:eastAsia="標楷體" w:hAnsi="標楷體" w:cs="Calibri"/>
-          <w:sz w:val="28"/>
-        </w:rPr>
-        <w:t>資訊安全委員會(IT Security Committee)並任命</w:t>
-      </w:r>
-      <w:r>
-        <w:rPr>
-          <w:rFonts w:ascii="標楷體" w:eastAsia="標楷體" w:hAnsi="標楷體" w:cs="Calibri" w:hint="eastAsia"/>
-          <w:color w:val="FF0000"/>
-          <w:sz w:val="28"/>
-          <w:highlight w:val="yellow"/>
-        </w:rPr>
-        <w:t>OOO職稱</w:t>
-      </w:r>
-      <w:r>
-        <w:rPr>
-          <w:rFonts w:ascii="標楷體" w:eastAsia="標楷體" w:hAnsi="標楷體" w:cs="Calibri" w:hint="eastAsia"/>
-          <w:sz w:val="28"/>
-        </w:rPr>
-        <w:t>擔任</w:t>
-      </w:r>
-      <w:r>
-        <w:rPr>
-          <w:rFonts w:ascii="標楷體" w:eastAsia="標楷體" w:hAnsi="標楷體" w:cs="Times New Roman" w:hint="eastAsia"/>
-          <w:sz w:val="28"/>
-          <w:highlight w:val="yellow"/>
-          <w:bdr w:val="none" w:sz="0" w:space="0" w:color="auto" w:frame="1"/>
-        </w:rPr>
-        <w:t>OOOO</w:t>
-      </w:r>
-      <w:r>
-        <w:rPr>
-          <w:rFonts w:ascii="標楷體" w:eastAsia="標楷體" w:hAnsi="標楷體" w:cs="Calibri" w:hint="eastAsia"/>
-          <w:sz w:val="28"/>
-        </w:rPr>
-        <w:t>資</w:t>
-      </w:r>
-      <w:r>
-        <w:rPr>
-          <w:rFonts w:ascii="標楷體" w:eastAsia="標楷體" w:hAnsi="標楷體" w:cs="Calibri"/>
-          <w:sz w:val="28"/>
-        </w:rPr>
-        <w:t>訊</w:t>
-      </w:r>
-      <w:r>
-        <w:rPr>
-          <w:rFonts w:ascii="標楷體" w:eastAsia="標楷體" w:hAnsi="標楷體" w:cs="Calibri" w:hint="eastAsia"/>
-          <w:sz w:val="28"/>
-        </w:rPr>
-        <w:t>安</w:t>
-      </w:r>
-      <w:r>
-        <w:rPr>
-          <w:rFonts w:ascii="標楷體" w:eastAsia="標楷體" w:hAnsi="標楷體" w:cs="Calibri"/>
-          <w:sz w:val="28"/>
-        </w:rPr>
-        <w:t>全</w:t>
-      </w:r>
-      <w:r>
-        <w:rPr>
-          <w:rFonts w:ascii="標楷體" w:eastAsia="標楷體" w:hAnsi="標楷體" w:cs="Calibri" w:hint="eastAsia"/>
-          <w:sz w:val="28"/>
-        </w:rPr>
-        <w:t>長（</w:t>
-      </w:r>
-      <w:r>
-        <w:rPr>
-          <w:rFonts w:ascii="標楷體" w:eastAsia="標楷體" w:hAnsi="標楷體" w:cs="Calibri"/>
-          <w:sz w:val="28"/>
-        </w:rPr>
-        <w:t>CISO</w:t>
-      </w:r>
-      <w:r>
-        <w:rPr>
-          <w:rFonts w:ascii="標楷體" w:eastAsia="標楷體" w:hAnsi="標楷體" w:cs="Calibri" w:hint="eastAsia"/>
-          <w:sz w:val="28"/>
-        </w:rPr>
-        <w:t>），負責</w:t>
-      </w:r>
-      <w:r>
-        <w:rPr>
-          <w:rFonts w:ascii="標楷體" w:eastAsia="標楷體" w:hAnsi="標楷體" w:cs="Calibri"/>
-          <w:sz w:val="28"/>
-        </w:rPr>
-        <w:t>資訊安全政策與制度之規</w:t>
-      </w:r>
-      <w:r>
-        <w:rPr>
-          <w:rFonts w:ascii="標楷體" w:eastAsia="標楷體" w:hAnsi="標楷體" w:cs="Calibri"/>
-          <w:sz w:val="28"/>
-        </w:rPr>
-        <w:lastRenderedPageBreak/>
-        <w:t>劃、監控及管理作業</w:t>
-      </w:r>
-      <w:r>
-        <w:rPr>
-          <w:rFonts w:ascii="標楷體" w:eastAsia="標楷體" w:hAnsi="標楷體" w:cs="Calibri" w:hint="eastAsia"/>
-          <w:sz w:val="28"/>
-        </w:rPr>
-        <w:t>，並</w:t>
-      </w:r>
-      <w:r>
-        <w:rPr>
-          <w:rFonts w:ascii="標楷體" w:eastAsia="標楷體" w:hAnsi="標楷體" w:cs="Calibri"/>
-          <w:sz w:val="28"/>
-        </w:rPr>
-        <w:t>與公司資訊技術及相關單位組織協同合作</w:t>
-      </w:r>
-      <w:r>
-        <w:rPr>
-          <w:rFonts w:ascii="標楷體" w:eastAsia="標楷體" w:hAnsi="標楷體" w:cs="Calibri" w:hint="eastAsia"/>
-          <w:sz w:val="28"/>
-        </w:rPr>
-        <w:t>，</w:t>
-      </w:r>
-      <w:r>
-        <w:rPr>
-          <w:rFonts w:ascii="標楷體" w:eastAsia="標楷體" w:hAnsi="標楷體" w:cs="Calibri"/>
-          <w:sz w:val="28"/>
-        </w:rPr>
-        <w:t>強化資通安全防護及管理機制</w:t>
-      </w:r>
-      <w:r>
-        <w:rPr>
-          <w:rFonts w:ascii="標楷體" w:eastAsia="標楷體" w:hAnsi="標楷體" w:cs="Calibri" w:hint="eastAsia"/>
-          <w:sz w:val="28"/>
-        </w:rPr>
-        <w:t>。每年由</w:t>
-      </w:r>
-      <w:proofErr w:type="gramStart"/>
-      <w:r>
-        <w:rPr>
-          <w:rFonts w:ascii="標楷體" w:eastAsia="標楷體" w:hAnsi="標楷體" w:cs="Calibri" w:hint="eastAsia"/>
-          <w:sz w:val="28"/>
-        </w:rPr>
-        <w:t>資安長</w:t>
-      </w:r>
-      <w:proofErr w:type="gramEnd"/>
-      <w:r>
-        <w:rPr>
-          <w:rFonts w:ascii="標楷體" w:eastAsia="標楷體" w:hAnsi="標楷體" w:cs="Calibri" w:hint="eastAsia"/>
-          <w:sz w:val="28"/>
-        </w:rPr>
-        <w:t>向資訊安全委員會</w:t>
-      </w:r>
-      <w:proofErr w:type="gramStart"/>
-      <w:r>
-        <w:rPr>
-          <w:rFonts w:ascii="標楷體" w:eastAsia="標楷體" w:hAnsi="標楷體" w:cs="Calibri" w:hint="eastAsia"/>
-          <w:sz w:val="28"/>
-        </w:rPr>
-        <w:t>彙報資安風險</w:t>
-      </w:r>
-      <w:proofErr w:type="gramEnd"/>
-      <w:r>
-        <w:rPr>
-          <w:rFonts w:ascii="標楷體" w:eastAsia="標楷體" w:hAnsi="標楷體" w:cs="Calibri" w:hint="eastAsia"/>
-          <w:sz w:val="28"/>
-        </w:rPr>
-        <w:t>管理、</w:t>
-      </w:r>
-      <w:proofErr w:type="gramStart"/>
-      <w:r>
-        <w:rPr>
-          <w:rFonts w:ascii="標楷體" w:eastAsia="標楷體" w:hAnsi="標楷體" w:cs="Calibri" w:hint="eastAsia"/>
-          <w:sz w:val="28"/>
-          <w:highlight w:val="yellow"/>
-        </w:rPr>
-        <w:t>全球資安風險</w:t>
-      </w:r>
-      <w:proofErr w:type="gramEnd"/>
-      <w:r>
-        <w:rPr>
-          <w:rFonts w:ascii="標楷體" w:eastAsia="標楷體" w:hAnsi="標楷體" w:cs="Calibri" w:hint="eastAsia"/>
-          <w:sz w:val="28"/>
-          <w:highlight w:val="yellow"/>
-        </w:rPr>
-        <w:t>趨勢、公司資訊安全政策、計劃與執行成效。並定期於董事會中報告</w:t>
-      </w:r>
-      <w:r>
-        <w:rPr>
-          <w:rFonts w:ascii="標楷體" w:eastAsia="標楷體" w:hAnsi="標楷體" w:cs="Arial" w:hint="eastAsia"/>
-          <w:sz w:val="28"/>
-          <w:highlight w:val="yellow"/>
-        </w:rPr>
-        <w:t>資訊安全監管與風險控制措施執行成效。</w:t>
+        <w:t>{{company_short_name}}設有資訊安全委員會(IT Security Committee)並任命{{company_short_name}}職稱擔任{{company_short_name}}資訊安全長（CISO），負責資訊安全政策與制度之規劃、監控及管理作業，並與公司資訊技術及相關單位組織協同合作，強化資通安全防護及管理機制。每年由資安長向資訊安全委員會彙報資安風險管理、全球資安風險趨勢、公司資訊安全政策、計劃與執行成效。並定期於董事會中報告資訊安全監管與風險控制措施執行成效。</w:t>
       </w:r>
     </w:p>
     <w:p>
@@ -783,26 +236,7 @@
         </w:rPr>
       </w:pPr>
       <w:r>
-        <w:rPr>
-          <w:rFonts w:ascii="標楷體" w:eastAsia="標楷體" w:hAnsi="標楷體" w:cs="Times New Roman" w:hint="eastAsia"/>
-          <w:kern w:val="0"/>
-          <w:sz w:val="28"/>
-          <w:szCs w:val="24"/>
-          <w:highlight w:val="yellow"/>
-          <w:bdr w:val="none" w:sz="0" w:space="0" w:color="auto" w:frame="1"/>
-        </w:rPr>
-        <w:t>OOOO</w:t>
-      </w:r>
-      <w:r>
-        <w:rPr>
-          <w:rFonts w:ascii="標楷體" w:eastAsia="標楷體" w:hAnsi="標楷體" w:cs="Arial"/>
-          <w:b/>
-          <w:bCs/>
-          <w:sz w:val="28"/>
-          <w:szCs w:val="24"/>
-          <w:shd w:val="clear" w:color="auto" w:fill="FFFFFF"/>
-        </w:rPr>
-        <w:t>資訊安全組織</w:t>
+        <w:t>{{company_short_name}}資訊安全組織</w:t>
       </w:r>
     </w:p>
     <w:p>
@@ -906,24 +340,20 @@
           <w:sz w:val="28"/>
         </w:rPr>
       </w:pPr>
-      <w:bookmarkStart w:id="0" w:name="_Hlk96098128"/>
-      <w:bookmarkEnd w:id="0"/>
-      <w:r>
-        <w:rPr>
-          <w:rFonts w:ascii="標楷體" w:eastAsia="標楷體" w:hAnsi="標楷體" w:cs="Times New Roman" w:hint="eastAsia"/>
-          <w:sz w:val="28"/>
-          <w:highlight w:val="yellow"/>
-          <w:bdr w:val="none" w:sz="0" w:space="0" w:color="auto" w:frame="1"/>
-        </w:rPr>
-        <w:t>OOOO</w:t>
-      </w:r>
-      <w:r>
-        <w:rPr>
-          <w:rFonts w:ascii="標楷體" w:eastAsia="標楷體" w:hAnsi="標楷體" w:cs="Calibri" w:hint="eastAsia"/>
-          <w:sz w:val="28"/>
-        </w:rPr>
-        <w:t>成立「</w:t>
-      </w:r>
+      <w:r>
+        <w:t>{{company_short_name}}成立「資訊安全小組」，由{{company_short_name}}部門、{{dept_name}}部門、{{dept_name}}部門擔任小組成員，定期召開會議檢視及決議重要資訊安全與資訊保護政策與計畫執行，確保實現{{company_short_name}}資訊安全政策目標。</w:t>
+      </w:r>
+    </w:p>
+    <w:p>
+      <w:pPr>
+        <w:pStyle w:val="aa"/>
+        <w:shd w:val="clear" w:color="auto" w:fill="FFFFFF"/>
+        <w:spacing w:before="0" w:after="0"/>
+        <w:rPr>
+          <w:rFonts w:ascii="標楷體" w:eastAsia="標楷體" w:hAnsi="標楷體" w:cs="Arial"/>
+          <w:sz w:val="28"/>
+        </w:rPr>
+      </w:pPr>
       <w:r>
         <w:rPr>
           <w:rFonts w:ascii="標楷體" w:eastAsia="標楷體" w:hAnsi="標楷體" w:cs="Calibri"/>
@@ -931,101 +361,31 @@
           <w:bCs/>
           <w:sz w:val="28"/>
         </w:rPr>
-        <w:t>資訊</w:t>
-      </w:r>
-      <w:r>
-        <w:rPr>
-          <w:rFonts w:ascii="標楷體" w:eastAsia="標楷體" w:hAnsi="標楷體" w:cs="Calibri" w:hint="eastAsia"/>
-          <w:b/>
-          <w:bCs/>
-          <w:sz w:val="28"/>
-        </w:rPr>
-        <w:t>安全小組</w:t>
-      </w:r>
-      <w:r>
-        <w:rPr>
-          <w:rFonts w:ascii="標楷體" w:eastAsia="標楷體" w:hAnsi="標楷體" w:cs="Calibri" w:hint="eastAsia"/>
-          <w:sz w:val="28"/>
-        </w:rPr>
-        <w:t>」，由</w:t>
-      </w:r>
-      <w:r>
-        <w:rPr>
-          <w:rFonts w:ascii="標楷體" w:eastAsia="標楷體" w:hAnsi="標楷體" w:cs="Calibri" w:hint="eastAsia"/>
-          <w:sz w:val="28"/>
-          <w:highlight w:val="yellow"/>
-        </w:rPr>
-        <w:t>OOO部門</w:t>
-      </w:r>
-      <w:r>
-        <w:rPr>
-          <w:rFonts w:ascii="標楷體" w:eastAsia="標楷體" w:hAnsi="標楷體" w:cs="Calibri" w:hint="eastAsia"/>
-          <w:sz w:val="28"/>
-          <w:highlight w:val="yellow"/>
-        </w:rPr>
-        <w:t>、</w:t>
-      </w:r>
-      <w:r>
-        <w:rPr>
-          <w:rFonts w:ascii="標楷體" w:eastAsia="標楷體" w:hAnsi="標楷體" w:cs="Calibri" w:hint="eastAsia"/>
-          <w:sz w:val="28"/>
-          <w:highlight w:val="yellow"/>
-        </w:rPr>
-        <w:t>XXX部門</w:t>
-      </w:r>
-      <w:r>
-        <w:rPr>
-          <w:rFonts w:ascii="標楷體" w:eastAsia="標楷體" w:hAnsi="標楷體" w:cs="Calibri" w:hint="eastAsia"/>
-          <w:sz w:val="28"/>
-          <w:highlight w:val="yellow"/>
-        </w:rPr>
-        <w:t>、</w:t>
-      </w:r>
-      <w:r>
-        <w:rPr>
-          <w:rFonts w:ascii="標楷體" w:eastAsia="標楷體" w:hAnsi="標楷體" w:cs="Calibri" w:hint="eastAsia"/>
-          <w:sz w:val="28"/>
-          <w:highlight w:val="yellow"/>
-        </w:rPr>
-        <w:t>XXX部門</w:t>
-      </w:r>
-      <w:r>
-        <w:rPr>
-          <w:rFonts w:ascii="標楷體" w:eastAsia="標楷體" w:hAnsi="標楷體" w:cs="Calibri" w:hint="eastAsia"/>
-          <w:sz w:val="28"/>
-        </w:rPr>
-        <w:t>擔任</w:t>
-      </w:r>
-      <w:r>
-        <w:rPr>
-          <w:rFonts w:ascii="標楷體" w:eastAsia="標楷體" w:hAnsi="標楷體" w:cs="Calibri" w:hint="eastAsia"/>
-          <w:sz w:val="28"/>
-        </w:rPr>
-        <w:t>小組</w:t>
-      </w:r>
-      <w:r>
-        <w:rPr>
-          <w:rFonts w:ascii="標楷體" w:eastAsia="標楷體" w:hAnsi="標楷體" w:cs="Calibri" w:hint="eastAsia"/>
-          <w:sz w:val="28"/>
-        </w:rPr>
-        <w:t>成員，定期召開會議檢視及決議重要資訊安全與資訊保護政策與計畫執行，確保實現</w:t>
-      </w:r>
-      <w:r>
-        <w:rPr>
-          <w:rFonts w:ascii="標楷體" w:eastAsia="標楷體" w:hAnsi="標楷體" w:cs="Times New Roman" w:hint="eastAsia"/>
-          <w:sz w:val="28"/>
-          <w:highlight w:val="yellow"/>
-          <w:bdr w:val="none" w:sz="0" w:space="0" w:color="auto" w:frame="1"/>
-        </w:rPr>
-        <w:t>OOOO</w:t>
-      </w:r>
-      <w:r>
-        <w:rPr>
-          <w:rFonts w:ascii="標楷體" w:eastAsia="標楷體" w:hAnsi="標楷體" w:cs="Calibri" w:hint="eastAsia"/>
-          <w:sz w:val="28"/>
-        </w:rPr>
-        <w:t>資訊安全政策目標。</w:t>
-      </w:r>
+        <w:t>資訊安全委員會</w:t>
+      </w:r>
+    </w:p>
+    <w:p>
+      <w:pPr>
+        <w:pStyle w:val="aa"/>
+        <w:shd w:val="clear" w:color="auto" w:fill="FFFFFF"/>
+        <w:spacing w:before="0" w:beforeAutospacing="0" w:after="0" w:afterAutospacing="0"/>
+        <w:rPr>
+          <w:rFonts w:ascii="標楷體" w:eastAsia="標楷體" w:hAnsi="標楷體" w:cs="Arial"/>
+          <w:sz w:val="28"/>
+        </w:rPr>
+      </w:pPr>
+      <w:r>
+        <w:t>{{company_short_name}}成立「資訊安全委員會（IT Security Committee）」，由QQQ擔任資安長，由各副總與資訊處處長擔任委員會成員，定期召開會議檢視重要資訊安全政策、資訊安全風險評估與強化計畫、資訊安全指標與全球資訊安全態勢與威脅，確保達成{{company_short_name}}資訊安全政策與管理目標。</w:t>
+      </w:r>
+    </w:p>
+    <w:p>
+      <w:pPr>
+        <w:rPr>
+          <w:rFonts w:ascii="標楷體" w:eastAsia="標楷體" w:hAnsi="標楷體"/>
+          <w:sz w:val="28"/>
+          <w:szCs w:val="24"/>
+        </w:rPr>
+      </w:pPr>
     </w:p>
     <w:p>
       <w:pPr>
@@ -1039,170 +399,6 @@
       </w:pPr>
       <w:r>
         <w:rPr>
-          <w:rFonts w:ascii="標楷體" w:eastAsia="標楷體" w:hAnsi="標楷體" w:cs="Calibri"/>
-          <w:b/>
-          <w:bCs/>
-          <w:sz w:val="28"/>
-        </w:rPr>
-        <w:t>資訊安全委員會</w:t>
-      </w:r>
-    </w:p>
-    <w:p>
-      <w:pPr>
-        <w:pStyle w:val="aa"/>
-        <w:shd w:val="clear" w:color="auto" w:fill="FFFFFF"/>
-        <w:spacing w:before="0" w:beforeAutospacing="0" w:after="0" w:afterAutospacing="0"/>
-        <w:rPr>
-          <w:rFonts w:ascii="標楷體" w:eastAsia="標楷體" w:hAnsi="標楷體" w:cs="Arial"/>
-          <w:sz w:val="28"/>
-        </w:rPr>
-      </w:pPr>
-      <w:r>
-        <w:rPr>
-          <w:rFonts w:ascii="標楷體" w:eastAsia="標楷體" w:hAnsi="標楷體" w:cs="Times New Roman" w:hint="eastAsia"/>
-          <w:sz w:val="28"/>
-          <w:highlight w:val="yellow"/>
-          <w:bdr w:val="none" w:sz="0" w:space="0" w:color="auto" w:frame="1"/>
-        </w:rPr>
-        <w:t>OOOO</w:t>
-      </w:r>
-      <w:r>
-        <w:rPr>
-          <w:rFonts w:ascii="標楷體" w:eastAsia="標楷體" w:hAnsi="標楷體" w:cs="Calibri" w:hint="eastAsia"/>
-          <w:sz w:val="28"/>
-        </w:rPr>
-        <w:t>成立「資訊安全委員會（</w:t>
-      </w:r>
-      <w:r>
-        <w:rPr>
-          <w:rFonts w:ascii="標楷體" w:eastAsia="標楷體" w:hAnsi="標楷體" w:cs="Calibri"/>
-          <w:sz w:val="28"/>
-        </w:rPr>
-        <w:t>IT Security Committee</w:t>
-      </w:r>
-      <w:r>
-        <w:rPr>
-          <w:rFonts w:ascii="標楷體" w:eastAsia="標楷體" w:hAnsi="標楷體" w:cs="Calibri" w:hint="eastAsia"/>
-          <w:sz w:val="28"/>
-        </w:rPr>
-        <w:t>）」，由</w:t>
-      </w:r>
-      <w:r>
-        <w:rPr>
-          <w:rFonts w:ascii="標楷體" w:eastAsia="標楷體" w:hAnsi="標楷體" w:cs="Calibri" w:hint="eastAsia"/>
-          <w:sz w:val="28"/>
-          <w:highlight w:val="yellow"/>
-        </w:rPr>
-        <w:t>QQQ</w:t>
-      </w:r>
-      <w:r>
-        <w:rPr>
-          <w:rFonts w:ascii="標楷體" w:eastAsia="標楷體" w:hAnsi="標楷體" w:cs="Calibri" w:hint="eastAsia"/>
-          <w:sz w:val="28"/>
-        </w:rPr>
-        <w:t>擔任</w:t>
-      </w:r>
-      <w:proofErr w:type="gramStart"/>
-      <w:r>
-        <w:rPr>
-          <w:rFonts w:ascii="標楷體" w:eastAsia="標楷體" w:hAnsi="標楷體" w:cs="Calibri" w:hint="eastAsia"/>
-          <w:sz w:val="28"/>
-        </w:rPr>
-        <w:t>資安長</w:t>
-      </w:r>
-      <w:proofErr w:type="gramEnd"/>
-      <w:r>
-        <w:rPr>
-          <w:rFonts w:ascii="標楷體" w:eastAsia="標楷體" w:hAnsi="標楷體" w:cs="Calibri" w:hint="eastAsia"/>
-          <w:sz w:val="28"/>
-        </w:rPr>
-        <w:t>，</w:t>
-      </w:r>
-      <w:r>
-        <w:rPr>
-          <w:rFonts w:ascii="標楷體" w:eastAsia="標楷體" w:hAnsi="標楷體" w:cs="Calibri" w:hint="eastAsia"/>
-          <w:sz w:val="28"/>
-          <w:highlight w:val="yellow"/>
-        </w:rPr>
-        <w:t>由</w:t>
-      </w:r>
-      <w:r>
-        <w:rPr>
-          <w:rFonts w:ascii="標楷體" w:eastAsia="標楷體" w:hAnsi="標楷體" w:cs="Calibri" w:hint="eastAsia"/>
-          <w:sz w:val="28"/>
-          <w:highlight w:val="yellow"/>
-        </w:rPr>
-        <w:t>各</w:t>
-      </w:r>
-      <w:r>
-        <w:rPr>
-          <w:rFonts w:ascii="標楷體" w:eastAsia="標楷體" w:hAnsi="標楷體" w:cs="Calibri" w:hint="eastAsia"/>
-          <w:sz w:val="28"/>
-          <w:highlight w:val="yellow"/>
-        </w:rPr>
-        <w:t>副總與</w:t>
-      </w:r>
-      <w:r>
-        <w:rPr>
-          <w:rFonts w:ascii="標楷體" w:eastAsia="標楷體" w:hAnsi="標楷體" w:cs="Calibri" w:hint="eastAsia"/>
-          <w:sz w:val="28"/>
-          <w:highlight w:val="yellow"/>
-        </w:rPr>
-        <w:t>資訊處</w:t>
-      </w:r>
-      <w:r>
-        <w:rPr>
-          <w:rFonts w:ascii="標楷體" w:eastAsia="標楷體" w:hAnsi="標楷體" w:cs="Calibri" w:hint="eastAsia"/>
-          <w:sz w:val="28"/>
-          <w:highlight w:val="yellow"/>
-        </w:rPr>
-        <w:t>處長擔任委員會成員</w:t>
-      </w:r>
-      <w:r>
-        <w:rPr>
-          <w:rFonts w:ascii="標楷體" w:eastAsia="標楷體" w:hAnsi="標楷體" w:cs="Calibri" w:hint="eastAsia"/>
-          <w:sz w:val="28"/>
-        </w:rPr>
-        <w:t>，定期召開會議檢視重要資訊安全政策、資訊安全風險評估與強化計畫、資訊安全指標與全球資訊安全態勢與威脅，確保達成</w:t>
-      </w:r>
-      <w:r>
-        <w:rPr>
-          <w:rFonts w:ascii="標楷體" w:eastAsia="標楷體" w:hAnsi="標楷體" w:cs="Times New Roman" w:hint="eastAsia"/>
-          <w:sz w:val="28"/>
-          <w:highlight w:val="yellow"/>
-          <w:bdr w:val="none" w:sz="0" w:space="0" w:color="auto" w:frame="1"/>
-        </w:rPr>
-        <w:t>OOOO</w:t>
-      </w:r>
-      <w:r>
-        <w:rPr>
-          <w:rFonts w:ascii="標楷體" w:eastAsia="標楷體" w:hAnsi="標楷體" w:cs="Calibri" w:hint="eastAsia"/>
-          <w:sz w:val="28"/>
-        </w:rPr>
-        <w:t>資訊安全政策與管理目標。</w:t>
-      </w:r>
-    </w:p>
-    <w:p>
-      <w:pPr>
-        <w:rPr>
-          <w:rFonts w:ascii="標楷體" w:eastAsia="標楷體" w:hAnsi="標楷體"/>
-          <w:sz w:val="28"/>
-          <w:szCs w:val="24"/>
-        </w:rPr>
-      </w:pPr>
-    </w:p>
-    <w:p>
-      <w:pPr>
-        <w:pStyle w:val="aa"/>
-        <w:shd w:val="clear" w:color="auto" w:fill="FFFFFF"/>
-        <w:spacing w:before="0" w:after="0"/>
-        <w:rPr>
-          <w:rFonts w:ascii="標楷體" w:eastAsia="標楷體" w:hAnsi="標楷體" w:cs="Arial"/>
-          <w:sz w:val="28"/>
-        </w:rPr>
-      </w:pPr>
-      <w:r>
-        <w:rPr>
           <w:rFonts w:ascii="標楷體" w:eastAsia="標楷體" w:hAnsi="標楷體" w:cs="Times New Roman" w:hint="eastAsia"/>
           <w:b/>
           <w:bCs/>
@@ -1222,193 +418,7 @@
         </w:rPr>
       </w:pPr>
       <w:r>
-        <w:rPr>
-          <w:rFonts w:ascii="標楷體" w:eastAsia="標楷體" w:hAnsi="標楷體" w:cs="Times New Roman" w:hint="eastAsia"/>
-          <w:sz w:val="28"/>
-          <w:highlight w:val="yellow"/>
-          <w:bdr w:val="none" w:sz="0" w:space="0" w:color="auto" w:frame="1"/>
-        </w:rPr>
-        <w:t>OOOO</w:t>
-      </w:r>
-      <w:r>
-        <w:rPr>
-          <w:rFonts w:ascii="標楷體" w:eastAsia="標楷體" w:hAnsi="標楷體" w:cs="Times New Roman" w:hint="eastAsia"/>
-          <w:sz w:val="28"/>
-        </w:rPr>
-        <w:t>為了預防及降低</w:t>
-      </w:r>
-      <w:proofErr w:type="gramStart"/>
-      <w:r>
-        <w:rPr>
-          <w:rFonts w:ascii="標楷體" w:eastAsia="標楷體" w:hAnsi="標楷體" w:cs="Times New Roman" w:hint="eastAsia"/>
-          <w:sz w:val="28"/>
-        </w:rPr>
-        <w:t>外部資安風險</w:t>
-      </w:r>
-      <w:proofErr w:type="gramEnd"/>
-      <w:r>
-        <w:rPr>
-          <w:rFonts w:ascii="標楷體" w:eastAsia="標楷體" w:hAnsi="標楷體" w:cs="Times New Roman" w:hint="eastAsia"/>
-          <w:sz w:val="28"/>
-        </w:rPr>
-        <w:t>，落實及持續更新嚴謹</w:t>
-      </w:r>
-      <w:proofErr w:type="gramStart"/>
-      <w:r>
-        <w:rPr>
-          <w:rFonts w:ascii="標楷體" w:eastAsia="標楷體" w:hAnsi="標楷體" w:cs="Times New Roman" w:hint="eastAsia"/>
-          <w:sz w:val="28"/>
-        </w:rPr>
-        <w:t>的資安措施</w:t>
-      </w:r>
-      <w:proofErr w:type="gramEnd"/>
-      <w:r>
-        <w:rPr>
-          <w:rFonts w:ascii="標楷體" w:eastAsia="標楷體" w:hAnsi="標楷體" w:cs="Times New Roman" w:hint="eastAsia"/>
-          <w:sz w:val="28"/>
-        </w:rPr>
-        <w:t>，例如建置先進的病毒掃描工具，以防止</w:t>
-      </w:r>
-      <w:r>
-        <w:rPr>
-          <w:rFonts w:ascii="標楷體" w:eastAsia="標楷體" w:hAnsi="標楷體" w:cs="Times New Roman" w:hint="eastAsia"/>
-          <w:sz w:val="28"/>
-        </w:rPr>
-        <w:t>公司</w:t>
-      </w:r>
-      <w:r>
-        <w:rPr>
-          <w:rFonts w:ascii="標楷體" w:eastAsia="標楷體" w:hAnsi="標楷體" w:cs="Times New Roman" w:hint="eastAsia"/>
-          <w:sz w:val="28"/>
-        </w:rPr>
-        <w:t>所使用之資訊系統</w:t>
-      </w:r>
-      <w:r>
-        <w:rPr>
-          <w:rFonts w:ascii="標楷體" w:eastAsia="標楷體" w:hAnsi="標楷體" w:cs="Times New Roman" w:hint="eastAsia"/>
-          <w:sz w:val="28"/>
-        </w:rPr>
-        <w:lastRenderedPageBreak/>
-        <w:t>遭</w:t>
-      </w:r>
-      <w:r>
-        <w:rPr>
-          <w:rFonts w:ascii="標楷體" w:eastAsia="標楷體" w:hAnsi="標楷體" w:cs="Times New Roman" w:hint="eastAsia"/>
-          <w:sz w:val="28"/>
-        </w:rPr>
-        <w:t>受病毒感染；強化網路防火牆與網路控管以防止電腦病毒跨廠區擴散；在公司電腦上 建置防毒措施及先進的惡意軟體偵測解決方案；</w:t>
-      </w:r>
-      <w:proofErr w:type="gramStart"/>
-      <w:r>
-        <w:rPr>
-          <w:rFonts w:ascii="標楷體" w:eastAsia="標楷體" w:hAnsi="標楷體" w:cs="Times New Roman" w:hint="eastAsia"/>
-          <w:sz w:val="28"/>
-        </w:rPr>
-        <w:t>改善資安部署</w:t>
-      </w:r>
-      <w:proofErr w:type="gramEnd"/>
-      <w:r>
-        <w:rPr>
-          <w:rFonts w:ascii="標楷體" w:eastAsia="標楷體" w:hAnsi="標楷體" w:cs="Times New Roman" w:hint="eastAsia"/>
-          <w:sz w:val="28"/>
-        </w:rPr>
-        <w:t>時間以強化資料中心安全。並建立與定期</w:t>
-      </w:r>
-      <w:proofErr w:type="gramStart"/>
-      <w:r>
-        <w:rPr>
-          <w:rFonts w:ascii="標楷體" w:eastAsia="標楷體" w:hAnsi="標楷體" w:cs="Times New Roman" w:hint="eastAsia"/>
-          <w:sz w:val="28"/>
-        </w:rPr>
-        <w:t>檢討資安績效</w:t>
-      </w:r>
-      <w:proofErr w:type="gramEnd"/>
-      <w:r>
-        <w:rPr>
-          <w:rFonts w:ascii="標楷體" w:eastAsia="標楷體" w:hAnsi="標楷體" w:cs="Times New Roman" w:hint="eastAsia"/>
-          <w:sz w:val="28"/>
-        </w:rPr>
-        <w:t>指標；導入新技術加強資料保護；加強釣魚郵件偵測並定期執行員工警覺性測試；建立一個整合的</w:t>
-      </w:r>
-      <w:proofErr w:type="gramStart"/>
-      <w:r>
-        <w:rPr>
-          <w:rFonts w:ascii="標楷體" w:eastAsia="標楷體" w:hAnsi="標楷體" w:cs="Times New Roman" w:hint="eastAsia"/>
-          <w:sz w:val="28"/>
-        </w:rPr>
-        <w:t>自動化資安維</w:t>
-      </w:r>
-      <w:proofErr w:type="gramEnd"/>
-      <w:r>
-        <w:rPr>
-          <w:rFonts w:ascii="標楷體" w:eastAsia="標楷體" w:hAnsi="標楷體" w:cs="Times New Roman" w:hint="eastAsia"/>
-          <w:sz w:val="28"/>
-        </w:rPr>
-        <w:t>運平台並</w:t>
-      </w:r>
-      <w:proofErr w:type="gramStart"/>
-      <w:r>
-        <w:rPr>
-          <w:rFonts w:ascii="標楷體" w:eastAsia="標楷體" w:hAnsi="標楷體" w:cs="Times New Roman" w:hint="eastAsia"/>
-          <w:sz w:val="28"/>
-        </w:rPr>
-        <w:t>強化資安事件</w:t>
-      </w:r>
-      <w:proofErr w:type="gramEnd"/>
-      <w:r>
-        <w:rPr>
-          <w:rFonts w:ascii="標楷體" w:eastAsia="標楷體" w:hAnsi="標楷體" w:cs="Times New Roman" w:hint="eastAsia"/>
-          <w:sz w:val="28"/>
-        </w:rPr>
-        <w:t>偵測與處理自動化；持續</w:t>
-      </w:r>
-      <w:proofErr w:type="gramStart"/>
-      <w:r>
-        <w:rPr>
-          <w:rFonts w:ascii="標楷體" w:eastAsia="標楷體" w:hAnsi="標楷體" w:cs="Times New Roman" w:hint="eastAsia"/>
-          <w:sz w:val="28"/>
-        </w:rPr>
-        <w:t>演練資安攻擊</w:t>
-      </w:r>
-      <w:proofErr w:type="gramEnd"/>
-      <w:r>
-        <w:rPr>
-          <w:rFonts w:ascii="標楷體" w:eastAsia="標楷體" w:hAnsi="標楷體" w:cs="Times New Roman" w:hint="eastAsia"/>
-          <w:sz w:val="28"/>
-        </w:rPr>
-        <w:t>之處理程序；委託外部專家</w:t>
-      </w:r>
-      <w:proofErr w:type="gramStart"/>
-      <w:r>
-        <w:rPr>
-          <w:rFonts w:ascii="標楷體" w:eastAsia="標楷體" w:hAnsi="標楷體" w:cs="Times New Roman" w:hint="eastAsia"/>
-          <w:sz w:val="28"/>
-        </w:rPr>
-        <w:t>執行資安評鑑</w:t>
-      </w:r>
-      <w:proofErr w:type="gramEnd"/>
-      <w:r>
-        <w:rPr>
-          <w:rFonts w:ascii="標楷體" w:eastAsia="標楷體" w:hAnsi="標楷體" w:cs="Times New Roman" w:hint="eastAsia"/>
-          <w:sz w:val="28"/>
-        </w:rPr>
-        <w:t>等。每年持續進行</w:t>
-      </w:r>
-      <w:proofErr w:type="gramStart"/>
-      <w:r>
-        <w:rPr>
-          <w:rFonts w:ascii="標楷體" w:eastAsia="標楷體" w:hAnsi="標楷體" w:cs="Times New Roman" w:hint="eastAsia"/>
-          <w:sz w:val="28"/>
-        </w:rPr>
-        <w:t>的資安執行</w:t>
-      </w:r>
-      <w:proofErr w:type="gramEnd"/>
-      <w:r>
-        <w:rPr>
-          <w:rFonts w:ascii="標楷體" w:eastAsia="標楷體" w:hAnsi="標楷體" w:cs="Times New Roman" w:hint="eastAsia"/>
-          <w:sz w:val="28"/>
-        </w:rPr>
-        <w:t>重點如下：</w:t>
+        <w:t>{{company_short_name}}為了預防及降低外部資安風險，落實及持續更新嚴謹的資安措施，例如建置先進的病毒掃描工具，以防止公司所使用之資訊系統遭受病毒感染；強化網路防火牆與網路控管以防止電腦病毒跨廠區擴散；在公司電腦上 建置防毒措施及先進的惡意軟體偵測解決方案；改善資安部署時間以強化資料中心安全。並建立與定期檢討資安績效指標；導入新技術加強資料保護；加強釣魚郵件偵測並定期執行員工警覺性測試；建立一個整合的自動化資安維運平台並強化資安事件偵測與處理自動化；持續演練資安攻擊之處理程序；委託外部專家執行資安評鑑等。每年持續進行的資安執行重點如下：</w:t>
       </w:r>
     </w:p>
     <w:p>
@@ -1847,116 +857,7 @@
         </w:rPr>
       </w:pPr>
       <w:r>
-        <w:rPr>
-          <w:rFonts w:ascii="標楷體" w:eastAsia="標楷體" w:hAnsi="標楷體" w:cs="Times New Roman" w:hint="eastAsia"/>
-          <w:sz w:val="28"/>
-          <w:highlight w:val="yellow"/>
-          <w:bdr w:val="none" w:sz="0" w:space="0" w:color="auto" w:frame="1"/>
-        </w:rPr>
-        <w:lastRenderedPageBreak/>
-        <w:t>OOOO</w:t>
-      </w:r>
-      <w:r>
-        <w:rPr>
-          <w:rFonts w:ascii="標楷體" w:eastAsia="標楷體" w:hAnsi="標楷體" w:cs="Arial"/>
-          <w:sz w:val="28"/>
-        </w:rPr>
-        <w:t>已</w:t>
-      </w:r>
-      <w:r>
-        <w:rPr>
-          <w:rFonts w:ascii="標楷體" w:eastAsia="標楷體" w:hAnsi="標楷體" w:cs="Arial" w:hint="eastAsia"/>
-          <w:sz w:val="28"/>
-        </w:rPr>
-        <w:t>成立</w:t>
-      </w:r>
-      <w:r>
-        <w:rPr>
-          <w:rFonts w:ascii="標楷體" w:eastAsia="標楷體" w:hAnsi="標楷體" w:cs="Arial" w:hint="eastAsia"/>
-          <w:sz w:val="28"/>
-        </w:rPr>
-        <w:t>資訊安全應變中心</w:t>
-      </w:r>
-      <w:r>
-        <w:rPr>
-          <w:rFonts w:ascii="標楷體" w:eastAsia="標楷體" w:hAnsi="標楷體" w:cs="Arial"/>
-          <w:sz w:val="28"/>
-        </w:rPr>
-        <w:t>與資</w:t>
-      </w:r>
-      <w:r>
-        <w:rPr>
-          <w:rFonts w:ascii="標楷體" w:eastAsia="標楷體" w:hAnsi="標楷體" w:cs="Arial" w:hint="eastAsia"/>
-          <w:sz w:val="28"/>
-        </w:rPr>
-        <w:t>訊</w:t>
-      </w:r>
-      <w:r>
-        <w:rPr>
-          <w:rFonts w:ascii="標楷體" w:eastAsia="標楷體" w:hAnsi="標楷體" w:cs="Arial"/>
-          <w:sz w:val="28"/>
-        </w:rPr>
-        <w:t>安</w:t>
-      </w:r>
-      <w:r>
-        <w:rPr>
-          <w:rFonts w:ascii="標楷體" w:eastAsia="標楷體" w:hAnsi="標楷體" w:cs="Arial" w:hint="eastAsia"/>
-          <w:sz w:val="28"/>
-        </w:rPr>
-        <w:t>全</w:t>
-      </w:r>
-      <w:r>
-        <w:rPr>
-          <w:rFonts w:ascii="標楷體" w:eastAsia="標楷體" w:hAnsi="標楷體" w:cs="Arial"/>
-          <w:sz w:val="28"/>
-        </w:rPr>
-        <w:t>事件</w:t>
-      </w:r>
-      <w:r>
-        <w:rPr>
-          <w:rFonts w:ascii="標楷體" w:eastAsia="標楷體" w:hAnsi="標楷體" w:cs="Arial" w:hint="eastAsia"/>
-          <w:sz w:val="28"/>
-        </w:rPr>
-        <w:t>管理</w:t>
-      </w:r>
-      <w:r>
-        <w:rPr>
-          <w:rFonts w:ascii="標楷體" w:eastAsia="標楷體" w:hAnsi="標楷體" w:cs="Arial"/>
-          <w:sz w:val="28"/>
-        </w:rPr>
-        <w:t>程序，明訂相關流程與措施，</w:t>
-      </w:r>
-      <w:proofErr w:type="gramStart"/>
-      <w:r>
-        <w:rPr>
-          <w:rFonts w:ascii="標楷體" w:eastAsia="標楷體" w:hAnsi="標楷體" w:cs="Arial"/>
-          <w:sz w:val="28"/>
-        </w:rPr>
-        <w:t>包含資安事件</w:t>
-      </w:r>
-      <w:proofErr w:type="gramEnd"/>
-      <w:r>
-        <w:rPr>
-          <w:rFonts w:ascii="標楷體" w:eastAsia="標楷體" w:hAnsi="標楷體" w:cs="Arial"/>
-          <w:sz w:val="28"/>
-        </w:rPr>
-        <w:t>通報程序、指派負責人員處理重大資通安全事件、評估遭受損失及進一步的必要因應措施、</w:t>
-      </w:r>
-      <w:proofErr w:type="gramStart"/>
-      <w:r>
-        <w:rPr>
-          <w:rFonts w:ascii="標楷體" w:eastAsia="標楷體" w:hAnsi="標楷體" w:cs="Arial"/>
-          <w:sz w:val="28"/>
-        </w:rPr>
-        <w:t>評估資安風險</w:t>
-      </w:r>
-      <w:proofErr w:type="gramEnd"/>
-      <w:r>
-        <w:rPr>
-          <w:rFonts w:ascii="標楷體" w:eastAsia="標楷體" w:hAnsi="標楷體" w:cs="Arial"/>
-          <w:sz w:val="28"/>
-        </w:rPr>
-        <w:t>可能對公司財務與營運的影響及其因應措施。</w:t>
+        <w:t>{{company_short_name}}已成立資訊安全應變中心與資訊安全事件管理程序，明訂相關流程與措施，包含資安事件通報程序、指派負責人員處理重大資通安全事件、評估遭受損失及進一步的必要因應措施、評估資安風險可能對公司財務與營運的影響及其因應措施。</w:t>
       </w:r>
     </w:p>
     <w:p>
